--- a/courseware/LP-Unlocking Business Potential with Strategic Negotiation Tactics.docx
+++ b/courseware/LP-Unlocking Business Potential with Strategic Negotiation Tactics.docx
@@ -361,197 +361,12 @@
       </w:r>
     </w:p>
     <w:p>
-      <w:pPr>
-        <w:tabs>
-          <w:tab w:pos="9072" w:val="right" w:leader="dot"/>
-        </w:tabs>
-        <w:spacing w:after="60"/>
-      </w:pPr>
       <w:r>
-        <w:rPr>
-          <w:rFonts w:ascii="Arial" w:hAnsi="Arial"/>
-          <w:b/>
-          <w:color w:val="333333"/>
-          <w:sz w:val="22"/>
-        </w:rPr>
-        <w:t>Course Overview</w:t>
-        <w:tab/>
-        <w:t>4</w:t>
-      </w:r>
-    </w:p>
-    <w:p>
-      <w:pPr>
-        <w:tabs>
-          <w:tab w:pos="9072" w:val="right" w:leader="dot"/>
-        </w:tabs>
-        <w:spacing w:after="60"/>
-      </w:pPr>
-      <w:r>
-        <w:rPr>
-          <w:rFonts w:ascii="Arial" w:hAnsi="Arial"/>
-          <w:b/>
-          <w:color w:val="333333"/>
-          <w:sz w:val="22"/>
-        </w:rPr>
-        <w:t>Learning Outcomes</w:t>
-        <w:tab/>
-        <w:t>4</w:t>
-      </w:r>
-    </w:p>
-    <w:p>
-      <w:pPr>
-        <w:tabs>
-          <w:tab w:pos="9072" w:val="right" w:leader="dot"/>
-        </w:tabs>
-        <w:spacing w:after="60"/>
-      </w:pPr>
-      <w:r>
-        <w:rPr>
-          <w:rFonts w:ascii="Arial" w:hAnsi="Arial"/>
-          <w:b/>
-          <w:color w:val="333333"/>
-          <w:sz w:val="22"/>
-        </w:rPr>
-        <w:t>Daily Schedule</w:t>
-        <w:tab/>
-        <w:t>4</w:t>
-      </w:r>
-    </w:p>
-    <w:p>
-      <w:pPr>
-        <w:tabs>
-          <w:tab w:pos="9072" w:val="right" w:leader="dot"/>
-        </w:tabs>
-        <w:spacing w:after="60"/>
-        <w:ind w:left="432"/>
-      </w:pPr>
-      <w:r>
-        <w:rPr>
-          <w:rFonts w:ascii="Arial" w:hAnsi="Arial"/>
-          <w:b w:val="0"/>
-          <w:color w:val="333333"/>
-          <w:sz w:val="21"/>
-        </w:rPr>
-        <w:t>Day 1 — Prepare the Position and the Team</w:t>
-        <w:tab/>
-        <w:t>4</w:t>
-      </w:r>
-    </w:p>
-    <w:p>
-      <w:pPr>
-        <w:tabs>
-          <w:tab w:pos="9072" w:val="right" w:leader="dot"/>
-        </w:tabs>
-        <w:spacing w:after="60"/>
-        <w:ind w:left="432"/>
-      </w:pPr>
-      <w:r>
-        <w:rPr>
-          <w:rFonts w:ascii="Arial" w:hAnsi="Arial"/>
-          <w:b w:val="0"/>
-          <w:color w:val="333333"/>
-          <w:sz w:val="21"/>
-        </w:rPr>
-        <w:t>Day 2 — Apply Tactics, Close and Evaluate</w:t>
-        <w:tab/>
-        <w:t>6</w:t>
-      </w:r>
-    </w:p>
-    <w:p>
-      <w:pPr>
-        <w:tabs>
-          <w:tab w:pos="9072" w:val="right" w:leader="dot"/>
-        </w:tabs>
-        <w:spacing w:after="60"/>
-      </w:pPr>
-      <w:r>
-        <w:rPr>
-          <w:rFonts w:ascii="Arial" w:hAnsi="Arial"/>
-          <w:b/>
-          <w:color w:val="333333"/>
-          <w:sz w:val="22"/>
-        </w:rPr>
-        <w:t>Topic and Activity Breakdown</w:t>
-        <w:tab/>
-        <w:t>6</w:t>
-      </w:r>
-    </w:p>
-    <w:p>
-      <w:pPr>
-        <w:tabs>
-          <w:tab w:pos="9072" w:val="right" w:leader="dot"/>
-        </w:tabs>
-        <w:spacing w:after="60"/>
-        <w:ind w:left="432"/>
-      </w:pPr>
-      <w:r>
-        <w:rPr>
-          <w:rFonts w:ascii="Arial" w:hAnsi="Arial"/>
-          <w:b w:val="0"/>
-          <w:color w:val="333333"/>
-          <w:sz w:val="21"/>
-        </w:rPr>
-        <w:t>Topic 1 — Preparation for Negotiation · Slides 20–73</w:t>
-        <w:tab/>
-        <w:t>6</w:t>
-      </w:r>
-    </w:p>
-    <w:p>
-      <w:pPr>
-        <w:tabs>
-          <w:tab w:pos="9072" w:val="right" w:leader="dot"/>
-        </w:tabs>
-        <w:spacing w:after="60"/>
-        <w:ind w:left="432"/>
-      </w:pPr>
-      <w:r>
-        <w:rPr>
-          <w:rFonts w:ascii="Arial" w:hAnsi="Arial"/>
-          <w:b w:val="0"/>
-          <w:color w:val="333333"/>
-          <w:sz w:val="21"/>
-        </w:rPr>
-        <w:t>Topic 2 — Negotiation Tactics · Slides 74–142</w:t>
-        <w:tab/>
-        <w:t>7</w:t>
-      </w:r>
-    </w:p>
-    <w:p>
-      <w:pPr>
-        <w:tabs>
-          <w:tab w:pos="9072" w:val="right" w:leader="dot"/>
-        </w:tabs>
-        <w:spacing w:after="60"/>
-      </w:pPr>
-      <w:r>
-        <w:rPr>
-          <w:rFonts w:ascii="Arial" w:hAnsi="Arial"/>
-          <w:b/>
-          <w:color w:val="333333"/>
-          <w:sz w:val="22"/>
-        </w:rPr>
-        <w:t>Resources Required</w:t>
-        <w:tab/>
-        <w:t>8</w:t>
-      </w:r>
-    </w:p>
-    <w:p>
-      <w:pPr>
-        <w:tabs>
-          <w:tab w:pos="9072" w:val="right" w:leader="dot"/>
-        </w:tabs>
-        <w:spacing w:after="60"/>
-      </w:pPr>
-      <w:r>
-        <w:rPr>
-          <w:rFonts w:ascii="Arial" w:hAnsi="Arial"/>
-          <w:b/>
-          <w:color w:val="333333"/>
-          <w:sz w:val="22"/>
-        </w:rPr>
-        <w:t>Assessment</w:t>
-        <w:tab/>
-        <w:t>8</w:t>
+        <w:fldChar w:fldCharType="begin"/>
+        <w:instrText xml:space="preserve">TOC \o "1-3" \h \z \u</w:instrText>
+        <w:fldChar w:fldCharType="separate"/>
+        <w:t>Right-click and choose “Update Field”, or press F9, to build the table of contents.</w:t>
+        <w:fldChar w:fldCharType="end"/>
       </w:r>
     </w:p>
     <w:p>
@@ -2216,7 +2031,7 @@
                 <w:color w:val="111827"/>
                 <w:sz w:val="17"/>
               </w:rPr>
-              <w:t>Slides 74–142</w:t>
+              <w:t>Slides 74–131</w:t>
             </w:r>
           </w:p>
         </w:tc>
@@ -2405,7 +2220,7 @@
                 <w:color w:val="111827"/>
                 <w:sz w:val="17"/>
               </w:rPr>
-              <w:t>Slides 74–142</w:t>
+              <w:t>Slides 74–131</w:t>
             </w:r>
           </w:p>
         </w:tc>
@@ -2686,7 +2501,7 @@
                 <w:color w:val="111827"/>
                 <w:sz w:val="17"/>
               </w:rPr>
-              <w:t>Slides 74–142</w:t>
+              <w:t>Slides 74–131</w:t>
             </w:r>
           </w:p>
         </w:tc>
@@ -3255,7 +3070,7 @@
         <w:pStyle w:val="Heading2"/>
       </w:pPr>
       <w:r>
-        <w:t>Topic 2 — Negotiation Tactics · Slides 74–142</w:t>
+        <w:t>Topic 2 — Negotiation Tactics · Slides 74–131</w:t>
       </w:r>
     </w:p>
     <w:p>
